--- a/historia_geografia_7/05_produccion_anual/bloque_3/planes/PLANES_BLOQUE_III_A4.docx
+++ b/historia_geografia_7/05_produccion_anual/bloque_3/planes/PLANES_BLOQUE_III_A4.docx
@@ -3578,6 +3578,14 @@
         <w:pStyle w:val="ListBullet"/>
       </w:pPr>
       <w:r>
+        <w:t>Variante si la devolución de la Evaluación Integradora de la 1.ª etapa se posterga a este encuentro: 0 a 20 minutos, devolución con claves (sin revelarlas a quien todavía debe rendir); 20 a 120, la clase en 100 minutos. Se mantienen en clase todas las esenciales (Ubicate; fuente, preguntas 1 a 3; actividades 1, 2, 3, 4 y 11). Las de consolidación (5, 6, 8 y 9) pasan a casa, con revisión breve al abrir el encuentro 21; las complementarias quedan como tarea optativa.</w:t>
+      </w:r>
+    </w:p>
+    <w:p>
+      <w:pPr>
+        <w:pStyle w:val="ListBullet"/>
+      </w:pPr>
+      <w:r>
         <w:t>Apoyo en vocabulario: glosario en la pizarra (subsistencia, mitayo, servicio personal, ordenanza, visitador, maloca).</w:t>
       </w:r>
     </w:p>
@@ -3586,7 +3594,7 @@
         <w:pStyle w:val="ListBullet"/>
       </w:pPr>
       <w:r>
-        <w:t>Apoyo en la actividad 11: cadena dada en la pizarra «yerba → Santa Fe y Buenos Aires → Potosí → plata».</w:t>
+        <w:t>Apoyo en la actividad 11: ramificación dada en la pizarra «yerba → Santa Fe → Buenos Aires / Córdoba y mercados interiores (Potosí y Chile)».</w:t>
       </w:r>
     </w:p>
     <w:p>
@@ -16358,6 +16366,14 @@
           <w:sz w:val="22"/>
         </w:rPr>
         <w:t>Atención a la diversidad</w:t>
+      </w:r>
+    </w:p>
+    <w:p>
+      <w:pPr>
+        <w:pStyle w:val="ListBullet"/>
+      </w:pPr>
+      <w:r>
+        <w:t>Variante si la devolución de la Evaluación de la Unidad 4 se posterga a este encuentro: 0 a 20 minutos, devolución con claves (sin revelarlas a quien todavía debe rendir); 20 a 120, la clase en 100 minutos. Se mantienen en clase todas las esenciales (Ubicate; fuente, preguntas 1 a 3; actividades 1, 2, 3, 4 y 11). Las de consolidación (5, 7, 8 y 9) pasan a casa, con revisión breve al abrir el encuentro 28; las complementarias quedan como tarea optativa.</w:t>
       </w:r>
     </w:p>
     <w:p>
